--- a/web/msword/leave/LT1-ใบลากิจ.docx
+++ b/web/msword/leave/LT1-ใบลากิจ.docx
@@ -7,7 +7,7 @@
         <w:spacing w:line="216" w:lineRule="auto"/>
         <w:jc w:val="center"/>
         <w:rPr>
-          <w:rFonts w:ascii="TH SarabunPSK" w:hAnsi="TH SarabunPSK" w:cs="TH SarabunPSK" w:hint="cs"/>
+          <w:rFonts w:ascii="TH SarabunPSK" w:hAnsi="TH SarabunPSK" w:cs="TH SarabunPSK"/>
           <w:b/>
           <w:bCs/>
           <w:sz w:val="32"/>
@@ -20,7 +20,7 @@
         <w:spacing w:line="216" w:lineRule="auto"/>
         <w:jc w:val="center"/>
         <w:rPr>
-          <w:rFonts w:ascii="TH SarabunPSK" w:hAnsi="TH SarabunPSK" w:cs="TH SarabunPSK" w:hint="cs"/>
+          <w:rFonts w:ascii="TH SarabunPSK" w:hAnsi="TH SarabunPSK" w:cs="TH SarabunPSK"/>
           <w:b/>
           <w:bCs/>
           <w:sz w:val="32"/>
@@ -32,7 +32,7 @@
       <w:pPr>
         <w:pStyle w:val="Title"/>
         <w:rPr>
-          <w:rFonts w:ascii="TH SarabunPSK" w:hAnsi="TH SarabunPSK" w:cs="TH SarabunPSK" w:hint="cs"/>
+          <w:rFonts w:ascii="TH SarabunPSK" w:hAnsi="TH SarabunPSK" w:cs="TH SarabunPSK"/>
           <w:b/>
           <w:bCs/>
           <w:sz w:val="40"/>
@@ -58,7 +58,7 @@
         <w:spacing w:line="216" w:lineRule="auto"/>
         <w:jc w:val="right"/>
         <w:rPr>
-          <w:rFonts w:ascii="TH SarabunPSK" w:hAnsi="TH SarabunPSK" w:cs="TH SarabunPSK" w:hint="cs"/>
+          <w:rFonts w:ascii="TH SarabunPSK" w:hAnsi="TH SarabunPSK" w:cs="TH SarabunPSK"/>
           <w:sz w:val="32"/>
           <w:szCs w:val="32"/>
         </w:rPr>
@@ -126,7 +126,7 @@
         <w:ind w:left="2880" w:firstLine="720"/>
         <w:jc w:val="center"/>
         <w:rPr>
-          <w:rFonts w:ascii="TH SarabunPSK" w:hAnsi="TH SarabunPSK" w:cs="TH SarabunPSK" w:hint="cs"/>
+          <w:rFonts w:ascii="TH SarabunPSK" w:hAnsi="TH SarabunPSK" w:cs="TH SarabunPSK"/>
           <w:sz w:val="32"/>
           <w:szCs w:val="32"/>
         </w:rPr>
@@ -182,7 +182,7 @@
       <w:pPr>
         <w:spacing w:line="216" w:lineRule="auto"/>
         <w:rPr>
-          <w:rFonts w:ascii="TH SarabunPSK" w:hAnsi="TH SarabunPSK" w:cs="TH SarabunPSK" w:hint="cs"/>
+          <w:rFonts w:ascii="TH SarabunPSK" w:hAnsi="TH SarabunPSK" w:cs="TH SarabunPSK"/>
           <w:sz w:val="32"/>
           <w:szCs w:val="32"/>
         </w:rPr>
@@ -226,7 +226,7 @@
       <w:pPr>
         <w:spacing w:line="216" w:lineRule="auto"/>
         <w:rPr>
-          <w:rFonts w:ascii="TH SarabunPSK" w:hAnsi="TH SarabunPSK" w:cs="TH SarabunPSK" w:hint="cs"/>
+          <w:rFonts w:ascii="TH SarabunPSK" w:hAnsi="TH SarabunPSK" w:cs="TH SarabunPSK"/>
           <w:sz w:val="32"/>
           <w:szCs w:val="32"/>
         </w:rPr>
@@ -293,7 +293,7 @@
         </w:tabs>
         <w:spacing w:line="216" w:lineRule="auto"/>
         <w:rPr>
-          <w:rFonts w:ascii="TH SarabunPSK" w:hAnsi="TH SarabunPSK" w:cs="TH SarabunPSK" w:hint="cs"/>
+          <w:rFonts w:ascii="TH SarabunPSK" w:hAnsi="TH SarabunPSK" w:cs="TH SarabunPSK"/>
           <w:sz w:val="32"/>
           <w:szCs w:val="32"/>
         </w:rPr>
@@ -328,7 +328,7 @@
         <w:spacing w:line="216" w:lineRule="auto"/>
         <w:ind w:left="720" w:firstLine="720"/>
         <w:rPr>
-          <w:rFonts w:ascii="TH SarabunPSK" w:hAnsi="TH SarabunPSK" w:cs="TH SarabunPSK" w:hint="cs"/>
+          <w:rFonts w:ascii="TH SarabunPSK" w:hAnsi="TH SarabunPSK" w:cs="TH SarabunPSK"/>
           <w:sz w:val="32"/>
           <w:szCs w:val="32"/>
         </w:rPr>
@@ -523,7 +523,7 @@
       <w:pPr>
         <w:spacing w:line="216" w:lineRule="auto"/>
         <w:rPr>
-          <w:rFonts w:ascii="TH SarabunPSK" w:hAnsi="TH SarabunPSK" w:cs="TH SarabunPSK" w:hint="cs"/>
+          <w:rFonts w:ascii="TH SarabunPSK" w:hAnsi="TH SarabunPSK" w:cs="TH SarabunPSK"/>
           <w:sz w:val="32"/>
           <w:szCs w:val="32"/>
         </w:rPr>
@@ -626,7 +626,7 @@
       <w:pPr>
         <w:ind w:right="26" w:firstLine="720"/>
         <w:rPr>
-          <w:rFonts w:ascii="TH SarabunPSK" w:hAnsi="TH SarabunPSK" w:cs="TH SarabunPSK" w:hint="cs"/>
+          <w:rFonts w:ascii="TH SarabunPSK" w:hAnsi="TH SarabunPSK" w:cs="TH SarabunPSK"/>
           <w:sz w:val="32"/>
           <w:szCs w:val="32"/>
         </w:rPr>
@@ -696,7 +696,7 @@
       <w:pPr>
         <w:spacing w:line="216" w:lineRule="auto"/>
         <w:rPr>
-          <w:rFonts w:ascii="TH SarabunPSK" w:hAnsi="TH SarabunPSK" w:cs="TH SarabunPSK" w:hint="cs"/>
+          <w:rFonts w:ascii="TH SarabunPSK" w:hAnsi="TH SarabunPSK" w:cs="TH SarabunPSK"/>
           <w:sz w:val="32"/>
           <w:szCs w:val="32"/>
         </w:rPr>
@@ -715,7 +715,7 @@
       <w:pPr>
         <w:pStyle w:val="Heading2"/>
         <w:rPr>
-          <w:rFonts w:ascii="TH SarabunPSK" w:hAnsi="TH SarabunPSK" w:cs="TH SarabunPSK" w:hint="cs"/>
+          <w:rFonts w:ascii="TH SarabunPSK" w:hAnsi="TH SarabunPSK" w:cs="TH SarabunPSK"/>
         </w:rPr>
       </w:pPr>
       <w:r>
@@ -863,7 +863,7 @@
     <w:p>
       <w:pPr>
         <w:rPr>
-          <w:rFonts w:ascii="TH SarabunPSK" w:hAnsi="TH SarabunPSK" w:cs="TH SarabunPSK" w:hint="cs"/>
+          <w:rFonts w:ascii="TH SarabunPSK" w:hAnsi="TH SarabunPSK" w:cs="TH SarabunPSK"/>
           <w:sz w:val="32"/>
           <w:szCs w:val="32"/>
         </w:rPr>
@@ -983,7 +983,27 @@
           <w:szCs w:val="32"/>
           <w:u w:val="dotted"/>
         </w:rPr>
-        <w:t>lsatDateStart</w:t>
+        <w:t>la</w:t>
+      </w:r>
+      <w:r>
+        <w:rPr>
+          <w:rFonts w:ascii="TH SarabunPSK" w:hAnsi="TH SarabunPSK" w:cs="TH SarabunPSK"/>
+          <w:sz w:val="32"/>
+          <w:szCs w:val="32"/>
+          <w:u w:val="dotted"/>
+        </w:rPr>
+        <w:t>s</w:t>
+      </w:r>
+      <w:bookmarkStart w:id="0" w:name="_GoBack"/>
+      <w:bookmarkEnd w:id="0"/>
+      <w:r>
+        <w:rPr>
+          <w:rFonts w:ascii="TH SarabunPSK" w:hAnsi="TH SarabunPSK" w:cs="TH SarabunPSK" w:hint="cs"/>
+          <w:sz w:val="32"/>
+          <w:szCs w:val="32"/>
+          <w:u w:val="dotted"/>
+        </w:rPr>
+        <w:t>tDateStart</w:t>
       </w:r>
       <w:proofErr w:type="spellEnd"/>
       <w:r>
@@ -1160,7 +1180,7 @@
       <w:pPr>
         <w:spacing w:line="216" w:lineRule="auto"/>
         <w:rPr>
-          <w:rFonts w:ascii="TH SarabunPSK" w:hAnsi="TH SarabunPSK" w:cs="TH SarabunPSK" w:hint="cs"/>
+          <w:rFonts w:ascii="TH SarabunPSK" w:hAnsi="TH SarabunPSK" w:cs="TH SarabunPSK"/>
           <w:sz w:val="32"/>
           <w:szCs w:val="32"/>
         </w:rPr>
@@ -1248,7 +1268,6 @@
         </w:rPr>
         <w:t xml:space="preserve"> </w:t>
       </w:r>
-      <w:bookmarkStart w:id="0" w:name="_GoBack"/>
       <w:r>
         <w:rPr>
           <w:rFonts w:ascii="TH SarabunPSK" w:hAnsi="TH SarabunPSK" w:cs="TH SarabunPSK"/>
@@ -1264,7 +1283,6 @@
         </w:rPr>
         <w:t xml:space="preserve">                          </w:t>
       </w:r>
-      <w:bookmarkEnd w:id="0"/>
       <w:r>
         <w:rPr>
           <w:rFonts w:ascii="TH SarabunPSK" w:hAnsi="TH SarabunPSK" w:cs="TH SarabunPSK" w:hint="cs"/>
@@ -1335,7 +1353,7 @@
       <w:pPr>
         <w:spacing w:line="216" w:lineRule="auto"/>
         <w:rPr>
-          <w:rFonts w:ascii="TH SarabunPSK" w:hAnsi="TH SarabunPSK" w:cs="TH SarabunPSK" w:hint="cs"/>
+          <w:rFonts w:ascii="TH SarabunPSK" w:hAnsi="TH SarabunPSK" w:cs="TH SarabunPSK"/>
           <w:sz w:val="32"/>
           <w:szCs w:val="32"/>
         </w:rPr>
@@ -1402,7 +1420,7 @@
                     <w:spacing w:line="216" w:lineRule="auto"/>
                     <w:jc w:val="center"/>
                     <w:rPr>
-                      <w:rFonts w:ascii="TH SarabunPSK" w:hAnsi="TH SarabunPSK" w:cs="TH SarabunPSK" w:hint="cs"/>
+                      <w:rFonts w:ascii="TH SarabunPSK" w:hAnsi="TH SarabunPSK" w:cs="TH SarabunPSK"/>
                       <w:sz w:val="32"/>
                       <w:szCs w:val="32"/>
                     </w:rPr>
@@ -1422,7 +1440,7 @@
                     <w:spacing w:line="216" w:lineRule="auto"/>
                     <w:jc w:val="center"/>
                     <w:rPr>
-                      <w:rFonts w:ascii="TH SarabunPSK" w:hAnsi="TH SarabunPSK" w:cs="TH SarabunPSK" w:hint="cs"/>
+                      <w:rFonts w:ascii="TH SarabunPSK" w:hAnsi="TH SarabunPSK" w:cs="TH SarabunPSK"/>
                       <w:sz w:val="24"/>
                       <w:szCs w:val="24"/>
                     </w:rPr>
@@ -1447,7 +1465,7 @@
                     <w:spacing w:line="216" w:lineRule="auto"/>
                     <w:jc w:val="center"/>
                     <w:rPr>
-                      <w:rFonts w:ascii="TH SarabunPSK" w:hAnsi="TH SarabunPSK" w:cs="TH SarabunPSK" w:hint="cs"/>
+                      <w:rFonts w:ascii="TH SarabunPSK" w:hAnsi="TH SarabunPSK" w:cs="TH SarabunPSK"/>
                       <w:sz w:val="32"/>
                       <w:szCs w:val="32"/>
                     </w:rPr>
@@ -1467,7 +1485,7 @@
                     <w:spacing w:line="216" w:lineRule="auto"/>
                     <w:jc w:val="center"/>
                     <w:rPr>
-                      <w:rFonts w:ascii="TH SarabunPSK" w:hAnsi="TH SarabunPSK" w:cs="TH SarabunPSK" w:hint="cs"/>
+                      <w:rFonts w:ascii="TH SarabunPSK" w:hAnsi="TH SarabunPSK" w:cs="TH SarabunPSK"/>
                       <w:sz w:val="24"/>
                       <w:szCs w:val="24"/>
                     </w:rPr>
@@ -1492,7 +1510,7 @@
                     <w:spacing w:line="216" w:lineRule="auto"/>
                     <w:jc w:val="center"/>
                     <w:rPr>
-                      <w:rFonts w:ascii="TH SarabunPSK" w:hAnsi="TH SarabunPSK" w:cs="TH SarabunPSK" w:hint="cs"/>
+                      <w:rFonts w:ascii="TH SarabunPSK" w:hAnsi="TH SarabunPSK" w:cs="TH SarabunPSK"/>
                       <w:sz w:val="32"/>
                       <w:szCs w:val="32"/>
                     </w:rPr>
@@ -1512,7 +1530,7 @@
                     <w:spacing w:line="216" w:lineRule="auto"/>
                     <w:jc w:val="center"/>
                     <w:rPr>
-                      <w:rFonts w:ascii="TH SarabunPSK" w:hAnsi="TH SarabunPSK" w:cs="TH SarabunPSK" w:hint="cs"/>
+                      <w:rFonts w:ascii="TH SarabunPSK" w:hAnsi="TH SarabunPSK" w:cs="TH SarabunPSK"/>
                       <w:sz w:val="24"/>
                       <w:szCs w:val="24"/>
                     </w:rPr>
@@ -1539,7 +1557,7 @@
                     <w:spacing w:line="216" w:lineRule="auto"/>
                     <w:jc w:val="center"/>
                     <w:rPr>
-                      <w:rFonts w:ascii="TH SarabunPSK" w:hAnsi="TH SarabunPSK" w:cs="TH SarabunPSK" w:hint="cs"/>
+                      <w:rFonts w:ascii="TH SarabunPSK" w:hAnsi="TH SarabunPSK" w:cs="TH SarabunPSK"/>
                       <w:b/>
                       <w:bCs/>
                     </w:rPr>
@@ -1589,7 +1607,7 @@
                     <w:spacing w:line="216" w:lineRule="auto"/>
                     <w:jc w:val="center"/>
                     <w:rPr>
-                      <w:rFonts w:ascii="TH SarabunPSK" w:hAnsi="TH SarabunPSK" w:cs="TH SarabunPSK" w:hint="cs"/>
+                      <w:rFonts w:ascii="TH SarabunPSK" w:hAnsi="TH SarabunPSK" w:cs="TH SarabunPSK"/>
                       <w:b/>
                       <w:bCs/>
                     </w:rPr>
@@ -1613,7 +1631,7 @@
                     <w:spacing w:line="216" w:lineRule="auto"/>
                     <w:jc w:val="center"/>
                     <w:rPr>
-                      <w:rFonts w:ascii="TH SarabunPSK" w:hAnsi="TH SarabunPSK" w:cs="TH SarabunPSK" w:hint="cs"/>
+                      <w:rFonts w:ascii="TH SarabunPSK" w:hAnsi="TH SarabunPSK" w:cs="TH SarabunPSK"/>
                       <w:b/>
                       <w:bCs/>
                     </w:rPr>
@@ -1635,7 +1653,7 @@
               <w:spacing w:line="216" w:lineRule="auto"/>
               <w:jc w:val="center"/>
               <w:rPr>
-                <w:rFonts w:ascii="TH SarabunPSK" w:hAnsi="TH SarabunPSK" w:cs="TH SarabunPSK" w:hint="cs"/>
+                <w:rFonts w:ascii="TH SarabunPSK" w:hAnsi="TH SarabunPSK" w:cs="TH SarabunPSK"/>
                 <w:sz w:val="32"/>
                 <w:szCs w:val="32"/>
               </w:rPr>
@@ -1646,7 +1664,7 @@
               <w:spacing w:line="216" w:lineRule="auto"/>
               <w:jc w:val="center"/>
               <w:rPr>
-                <w:rFonts w:ascii="TH SarabunPSK" w:hAnsi="TH SarabunPSK" w:cs="TH SarabunPSK" w:hint="cs"/>
+                <w:rFonts w:ascii="TH SarabunPSK" w:hAnsi="TH SarabunPSK" w:cs="TH SarabunPSK"/>
                 <w:sz w:val="32"/>
                 <w:szCs w:val="32"/>
               </w:rPr>
@@ -1662,7 +1680,7 @@
               <w:spacing w:line="216" w:lineRule="auto"/>
               <w:jc w:val="center"/>
               <w:rPr>
-                <w:rFonts w:ascii="TH SarabunPSK" w:hAnsi="TH SarabunPSK" w:cs="TH SarabunPSK" w:hint="cs"/>
+                <w:rFonts w:ascii="TH SarabunPSK" w:hAnsi="TH SarabunPSK" w:cs="TH SarabunPSK"/>
                 <w:sz w:val="32"/>
                 <w:szCs w:val="32"/>
               </w:rPr>
@@ -1682,7 +1700,7 @@
               <w:spacing w:line="216" w:lineRule="auto"/>
               <w:jc w:val="center"/>
               <w:rPr>
-                <w:rFonts w:ascii="TH SarabunPSK" w:hAnsi="TH SarabunPSK" w:cs="TH SarabunPSK" w:hint="cs"/>
+                <w:rFonts w:ascii="TH SarabunPSK" w:hAnsi="TH SarabunPSK" w:cs="TH SarabunPSK"/>
                 <w:sz w:val="32"/>
                 <w:szCs w:val="32"/>
               </w:rPr>
@@ -1706,7 +1724,7 @@
                         <w:pPr>
                           <w:jc w:val="center"/>
                           <w:rPr>
-                            <w:rFonts w:ascii="TH SarabunPSK" w:hAnsi="TH SarabunPSK" w:cs="TH SarabunPSK" w:hint="cs"/>
+                            <w:rFonts w:ascii="TH SarabunPSK" w:hAnsi="TH SarabunPSK" w:cs="TH SarabunPSK"/>
                             <w:sz w:val="32"/>
                             <w:szCs w:val="32"/>
                           </w:rPr>
@@ -1751,7 +1769,7 @@
                           <w:spacing w:line="216" w:lineRule="auto"/>
                           <w:jc w:val="center"/>
                           <w:rPr>
-                            <w:rFonts w:ascii="TH SarabunPSK" w:hAnsi="TH SarabunPSK" w:cs="TH SarabunPSK" w:hint="cs"/>
+                            <w:rFonts w:ascii="TH SarabunPSK" w:hAnsi="TH SarabunPSK" w:cs="TH SarabunPSK"/>
                             <w:sz w:val="32"/>
                             <w:szCs w:val="32"/>
                           </w:rPr>
@@ -1811,7 +1829,7 @@
                         <w:pPr>
                           <w:jc w:val="center"/>
                           <w:rPr>
-                            <w:rFonts w:ascii="TH SarabunPSK" w:hAnsi="TH SarabunPSK" w:cs="TH SarabunPSK" w:hint="cs"/>
+                            <w:rFonts w:ascii="TH SarabunPSK" w:hAnsi="TH SarabunPSK" w:cs="TH SarabunPSK"/>
                             <w:sz w:val="32"/>
                             <w:szCs w:val="32"/>
                           </w:rPr>
@@ -1888,7 +1906,7 @@
               <w:spacing w:line="216" w:lineRule="auto"/>
               <w:jc w:val="center"/>
               <w:rPr>
-                <w:rFonts w:ascii="TH SarabunPSK" w:hAnsi="TH SarabunPSK" w:cs="TH SarabunPSK" w:hint="cs"/>
+                <w:rFonts w:ascii="TH SarabunPSK" w:hAnsi="TH SarabunPSK" w:cs="TH SarabunPSK"/>
                 <w:sz w:val="32"/>
                 <w:szCs w:val="32"/>
                 <w:cs/>
@@ -1910,7 +1928,7 @@
               <w:spacing w:line="216" w:lineRule="auto"/>
               <w:jc w:val="center"/>
               <w:rPr>
-                <w:rFonts w:ascii="TH SarabunPSK" w:hAnsi="TH SarabunPSK" w:cs="TH SarabunPSK" w:hint="cs"/>
+                <w:rFonts w:ascii="TH SarabunPSK" w:hAnsi="TH SarabunPSK" w:cs="TH SarabunPSK"/>
                 <w:sz w:val="32"/>
                 <w:szCs w:val="32"/>
               </w:rPr>
@@ -1931,7 +1949,7 @@
                         <w:pPr>
                           <w:jc w:val="center"/>
                           <w:rPr>
-                            <w:rFonts w:ascii="TH SarabunPSK" w:hAnsi="TH SarabunPSK" w:cs="TH SarabunPSK" w:hint="cs"/>
+                            <w:rFonts w:ascii="TH SarabunPSK" w:hAnsi="TH SarabunPSK" w:cs="TH SarabunPSK"/>
                             <w:sz w:val="32"/>
                             <w:szCs w:val="32"/>
                           </w:rPr>
@@ -1975,7 +1993,7 @@
                         <w:pPr>
                           <w:jc w:val="center"/>
                           <w:rPr>
-                            <w:rFonts w:ascii="TH SarabunPSK" w:hAnsi="TH SarabunPSK" w:cs="TH SarabunPSK" w:hint="cs"/>
+                            <w:rFonts w:ascii="TH SarabunPSK" w:hAnsi="TH SarabunPSK" w:cs="TH SarabunPSK"/>
                             <w:sz w:val="32"/>
                             <w:szCs w:val="32"/>
                           </w:rPr>
@@ -2027,7 +2045,7 @@
                         <w:pPr>
                           <w:jc w:val="center"/>
                           <w:rPr>
-                            <w:rFonts w:ascii="TH SarabunPSK" w:hAnsi="TH SarabunPSK" w:cs="TH SarabunPSK" w:hint="cs"/>
+                            <w:rFonts w:ascii="TH SarabunPSK" w:hAnsi="TH SarabunPSK" w:cs="TH SarabunPSK"/>
                             <w:sz w:val="32"/>
                             <w:szCs w:val="32"/>
                           </w:rPr>
@@ -2071,7 +2089,7 @@
                         <w:pPr>
                           <w:jc w:val="center"/>
                           <w:rPr>
-                            <w:rFonts w:ascii="TH SarabunPSK" w:hAnsi="TH SarabunPSK" w:cs="TH SarabunPSK" w:hint="cs"/>
+                            <w:rFonts w:ascii="TH SarabunPSK" w:hAnsi="TH SarabunPSK" w:cs="TH SarabunPSK"/>
                             <w:sz w:val="32"/>
                             <w:szCs w:val="32"/>
                           </w:rPr>
@@ -2121,7 +2139,7 @@
             <w:pPr>
               <w:spacing w:line="216" w:lineRule="auto"/>
               <w:rPr>
-                <w:rFonts w:ascii="TH SarabunPSK" w:hAnsi="TH SarabunPSK" w:cs="TH SarabunPSK" w:hint="cs"/>
+                <w:rFonts w:ascii="TH SarabunPSK" w:hAnsi="TH SarabunPSK" w:cs="TH SarabunPSK"/>
                 <w:sz w:val="32"/>
                 <w:szCs w:val="32"/>
               </w:rPr>
@@ -2167,7 +2185,7 @@
             <w:pPr>
               <w:spacing w:line="216" w:lineRule="auto"/>
               <w:rPr>
-                <w:rFonts w:ascii="TH SarabunPSK" w:hAnsi="TH SarabunPSK" w:cs="TH SarabunPSK" w:hint="cs"/>
+                <w:rFonts w:ascii="TH SarabunPSK" w:hAnsi="TH SarabunPSK" w:cs="TH SarabunPSK"/>
                 <w:sz w:val="32"/>
                 <w:szCs w:val="32"/>
               </w:rPr>
@@ -2177,7 +2195,7 @@
             <w:pPr>
               <w:spacing w:line="216" w:lineRule="auto"/>
               <w:rPr>
-                <w:rFonts w:ascii="TH SarabunPSK" w:hAnsi="TH SarabunPSK" w:cs="TH SarabunPSK" w:hint="cs"/>
+                <w:rFonts w:ascii="TH SarabunPSK" w:hAnsi="TH SarabunPSK" w:cs="TH SarabunPSK"/>
                 <w:sz w:val="32"/>
                 <w:szCs w:val="32"/>
                 <w:cs/>
@@ -2193,7 +2211,7 @@
             <w:pPr>
               <w:spacing w:line="216" w:lineRule="auto"/>
               <w:rPr>
-                <w:rFonts w:ascii="TH SarabunPSK" w:hAnsi="TH SarabunPSK" w:cs="TH SarabunPSK" w:hint="cs"/>
+                <w:rFonts w:ascii="TH SarabunPSK" w:hAnsi="TH SarabunPSK" w:cs="TH SarabunPSK"/>
                 <w:sz w:val="32"/>
                 <w:szCs w:val="32"/>
               </w:rPr>
@@ -2212,7 +2230,7 @@
             <w:pPr>
               <w:spacing w:line="216" w:lineRule="auto"/>
               <w:rPr>
-                <w:rFonts w:ascii="TH SarabunPSK" w:hAnsi="TH SarabunPSK" w:cs="TH SarabunPSK" w:hint="cs"/>
+                <w:rFonts w:ascii="TH SarabunPSK" w:hAnsi="TH SarabunPSK" w:cs="TH SarabunPSK"/>
                 <w:sz w:val="32"/>
                 <w:szCs w:val="32"/>
               </w:rPr>
@@ -2240,7 +2258,7 @@
             <w:pPr>
               <w:spacing w:line="216" w:lineRule="auto"/>
               <w:rPr>
-                <w:rFonts w:ascii="TH SarabunPSK" w:hAnsi="TH SarabunPSK" w:cs="TH SarabunPSK" w:hint="cs"/>
+                <w:rFonts w:ascii="TH SarabunPSK" w:hAnsi="TH SarabunPSK" w:cs="TH SarabunPSK"/>
                 <w:sz w:val="32"/>
                 <w:szCs w:val="32"/>
               </w:rPr>
@@ -2282,7 +2300,7 @@
               <w:spacing w:line="216" w:lineRule="auto"/>
               <w:jc w:val="center"/>
               <w:rPr>
-                <w:rFonts w:ascii="TH SarabunPSK" w:hAnsi="TH SarabunPSK" w:cs="TH SarabunPSK" w:hint="cs"/>
+                <w:rFonts w:ascii="TH SarabunPSK" w:hAnsi="TH SarabunPSK" w:cs="TH SarabunPSK"/>
                 <w:sz w:val="32"/>
                 <w:szCs w:val="32"/>
               </w:rPr>
@@ -2302,7 +2320,7 @@
               <w:spacing w:line="216" w:lineRule="auto"/>
               <w:jc w:val="center"/>
               <w:rPr>
-                <w:rFonts w:ascii="TH SarabunPSK" w:hAnsi="TH SarabunPSK" w:cs="TH SarabunPSK" w:hint="cs"/>
+                <w:rFonts w:ascii="TH SarabunPSK" w:hAnsi="TH SarabunPSK" w:cs="TH SarabunPSK"/>
                 <w:sz w:val="32"/>
                 <w:szCs w:val="32"/>
               </w:rPr>
@@ -2313,7 +2331,7 @@
               <w:spacing w:line="216" w:lineRule="auto"/>
               <w:jc w:val="center"/>
               <w:rPr>
-                <w:rFonts w:ascii="TH SarabunPSK" w:hAnsi="TH SarabunPSK" w:cs="TH SarabunPSK" w:hint="cs"/>
+                <w:rFonts w:ascii="TH SarabunPSK" w:hAnsi="TH SarabunPSK" w:cs="TH SarabunPSK"/>
                 <w:sz w:val="32"/>
                 <w:szCs w:val="32"/>
               </w:rPr>
@@ -2324,7 +2342,7 @@
               <w:spacing w:line="216" w:lineRule="auto"/>
               <w:jc w:val="center"/>
               <w:rPr>
-                <w:rFonts w:ascii="TH SarabunPSK" w:hAnsi="TH SarabunPSK" w:cs="TH SarabunPSK" w:hint="cs"/>
+                <w:rFonts w:ascii="TH SarabunPSK" w:hAnsi="TH SarabunPSK" w:cs="TH SarabunPSK"/>
                 <w:sz w:val="32"/>
                 <w:szCs w:val="32"/>
               </w:rPr>
@@ -2335,7 +2353,7 @@
               <w:spacing w:line="216" w:lineRule="auto"/>
               <w:jc w:val="center"/>
               <w:rPr>
-                <w:rFonts w:ascii="TH SarabunPSK" w:hAnsi="TH SarabunPSK" w:cs="TH SarabunPSK" w:hint="cs"/>
+                <w:rFonts w:ascii="TH SarabunPSK" w:hAnsi="TH SarabunPSK" w:cs="TH SarabunPSK"/>
                 <w:sz w:val="32"/>
                 <w:szCs w:val="32"/>
               </w:rPr>
@@ -2346,7 +2364,7 @@
               <w:spacing w:line="216" w:lineRule="auto"/>
               <w:jc w:val="center"/>
               <w:rPr>
-                <w:rFonts w:ascii="TH SarabunPSK" w:hAnsi="TH SarabunPSK" w:cs="TH SarabunPSK" w:hint="cs"/>
+                <w:rFonts w:ascii="TH SarabunPSK" w:hAnsi="TH SarabunPSK" w:cs="TH SarabunPSK"/>
                 <w:sz w:val="32"/>
                 <w:szCs w:val="32"/>
               </w:rPr>
@@ -2357,7 +2375,7 @@
               <w:spacing w:line="216" w:lineRule="auto"/>
               <w:jc w:val="center"/>
               <w:rPr>
-                <w:rFonts w:ascii="TH SarabunPSK" w:hAnsi="TH SarabunPSK" w:cs="TH SarabunPSK" w:hint="cs"/>
+                <w:rFonts w:ascii="TH SarabunPSK" w:hAnsi="TH SarabunPSK" w:cs="TH SarabunPSK"/>
                 <w:sz w:val="32"/>
                 <w:szCs w:val="32"/>
               </w:rPr>
@@ -2372,7 +2390,7 @@
             <w:pPr>
               <w:spacing w:line="216" w:lineRule="auto"/>
               <w:rPr>
-                <w:rFonts w:ascii="TH SarabunPSK" w:hAnsi="TH SarabunPSK" w:cs="TH SarabunPSK" w:hint="cs"/>
+                <w:rFonts w:ascii="TH SarabunPSK" w:hAnsi="TH SarabunPSK" w:cs="TH SarabunPSK"/>
                 <w:sz w:val="32"/>
                 <w:szCs w:val="32"/>
               </w:rPr>
@@ -2392,7 +2410,7 @@
                         <w:pPr>
                           <w:jc w:val="center"/>
                           <w:rPr>
-                            <w:rFonts w:ascii="TH SarabunPSK" w:hAnsi="TH SarabunPSK" w:cs="TH SarabunPSK" w:hint="cs"/>
+                            <w:rFonts w:ascii="TH SarabunPSK" w:hAnsi="TH SarabunPSK" w:cs="TH SarabunPSK"/>
                             <w:sz w:val="32"/>
                             <w:szCs w:val="32"/>
                           </w:rPr>
@@ -2436,7 +2454,7 @@
                         <w:pPr>
                           <w:jc w:val="center"/>
                           <w:rPr>
-                            <w:rFonts w:ascii="TH SarabunPSK" w:hAnsi="TH SarabunPSK" w:cs="TH SarabunPSK" w:hint="cs"/>
+                            <w:rFonts w:ascii="TH SarabunPSK" w:hAnsi="TH SarabunPSK" w:cs="TH SarabunPSK"/>
                             <w:sz w:val="32"/>
                             <w:szCs w:val="32"/>
                           </w:rPr>
@@ -2472,7 +2490,7 @@
                         <w:pPr>
                           <w:jc w:val="center"/>
                           <w:rPr>
-                            <w:rFonts w:ascii="TH SarabunPSK" w:hAnsi="TH SarabunPSK" w:cs="TH SarabunPSK" w:hint="cs"/>
+                            <w:rFonts w:ascii="TH SarabunPSK" w:hAnsi="TH SarabunPSK" w:cs="TH SarabunPSK"/>
                             <w:sz w:val="32"/>
                             <w:szCs w:val="32"/>
                           </w:rPr>
@@ -2516,7 +2534,7 @@
                         <w:pPr>
                           <w:jc w:val="center"/>
                           <w:rPr>
-                            <w:rFonts w:ascii="TH SarabunPSK" w:hAnsi="TH SarabunPSK" w:cs="TH SarabunPSK" w:hint="cs"/>
+                            <w:rFonts w:ascii="TH SarabunPSK" w:hAnsi="TH SarabunPSK" w:cs="TH SarabunPSK"/>
                             <w:sz w:val="32"/>
                             <w:szCs w:val="32"/>
                           </w:rPr>
@@ -2583,7 +2601,7 @@
             <w:pPr>
               <w:spacing w:line="216" w:lineRule="auto"/>
               <w:rPr>
-                <w:rFonts w:ascii="TH SarabunPSK" w:hAnsi="TH SarabunPSK" w:cs="TH SarabunPSK" w:hint="cs"/>
+                <w:rFonts w:ascii="TH SarabunPSK" w:hAnsi="TH SarabunPSK" w:cs="TH SarabunPSK"/>
                 <w:sz w:val="32"/>
                 <w:szCs w:val="32"/>
               </w:rPr>
@@ -2594,7 +2612,7 @@
               <w:spacing w:line="216" w:lineRule="auto"/>
               <w:jc w:val="right"/>
               <w:rPr>
-                <w:rFonts w:ascii="TH SarabunPSK" w:hAnsi="TH SarabunPSK" w:cs="TH SarabunPSK" w:hint="cs"/>
+                <w:rFonts w:ascii="TH SarabunPSK" w:hAnsi="TH SarabunPSK" w:cs="TH SarabunPSK"/>
                 <w:sz w:val="32"/>
                 <w:szCs w:val="32"/>
               </w:rPr>
@@ -2605,7 +2623,7 @@
               <w:spacing w:line="216" w:lineRule="auto"/>
               <w:jc w:val="right"/>
               <w:rPr>
-                <w:rFonts w:ascii="TH SarabunPSK" w:hAnsi="TH SarabunPSK" w:cs="TH SarabunPSK" w:hint="cs"/>
+                <w:rFonts w:ascii="TH SarabunPSK" w:hAnsi="TH SarabunPSK" w:cs="TH SarabunPSK"/>
                 <w:sz w:val="32"/>
                 <w:szCs w:val="32"/>
               </w:rPr>
@@ -2616,7 +2634,7 @@
               <w:spacing w:line="216" w:lineRule="auto"/>
               <w:jc w:val="right"/>
               <w:rPr>
-                <w:rFonts w:ascii="TH SarabunPSK" w:hAnsi="TH SarabunPSK" w:cs="TH SarabunPSK" w:hint="cs"/>
+                <w:rFonts w:ascii="TH SarabunPSK" w:hAnsi="TH SarabunPSK" w:cs="TH SarabunPSK"/>
                 <w:sz w:val="32"/>
                 <w:szCs w:val="32"/>
               </w:rPr>
@@ -2634,7 +2652,7 @@
               <w:spacing w:line="216" w:lineRule="auto"/>
               <w:jc w:val="center"/>
               <w:rPr>
-                <w:rFonts w:ascii="TH SarabunPSK" w:hAnsi="TH SarabunPSK" w:cs="TH SarabunPSK" w:hint="cs"/>
+                <w:rFonts w:ascii="TH SarabunPSK" w:hAnsi="TH SarabunPSK" w:cs="TH SarabunPSK"/>
                 <w:sz w:val="32"/>
                 <w:szCs w:val="32"/>
               </w:rPr>
@@ -2649,7 +2667,7 @@
             <w:pPr>
               <w:spacing w:line="216" w:lineRule="auto"/>
               <w:rPr>
-                <w:rFonts w:ascii="TH SarabunPSK" w:hAnsi="TH SarabunPSK" w:cs="TH SarabunPSK" w:hint="cs"/>
+                <w:rFonts w:ascii="TH SarabunPSK" w:hAnsi="TH SarabunPSK" w:cs="TH SarabunPSK"/>
                 <w:sz w:val="32"/>
                 <w:szCs w:val="32"/>
               </w:rPr>
@@ -2693,7 +2711,7 @@
               <w:spacing w:line="216" w:lineRule="auto"/>
               <w:jc w:val="center"/>
               <w:rPr>
-                <w:rFonts w:ascii="TH SarabunPSK" w:hAnsi="TH SarabunPSK" w:cs="TH SarabunPSK" w:hint="cs"/>
+                <w:rFonts w:ascii="TH SarabunPSK" w:hAnsi="TH SarabunPSK" w:cs="TH SarabunPSK"/>
                 <w:sz w:val="32"/>
                 <w:szCs w:val="32"/>
               </w:rPr>
@@ -2934,7 +2952,7 @@
               <w:spacing w:line="216" w:lineRule="auto"/>
               <w:jc w:val="center"/>
               <w:rPr>
-                <w:rFonts w:ascii="TH SarabunPSK" w:hAnsi="TH SarabunPSK" w:cs="TH SarabunPSK" w:hint="cs"/>
+                <w:rFonts w:ascii="TH SarabunPSK" w:hAnsi="TH SarabunPSK" w:cs="TH SarabunPSK"/>
                 <w:sz w:val="32"/>
                 <w:szCs w:val="32"/>
               </w:rPr>
@@ -2945,7 +2963,7 @@
               <w:spacing w:line="216" w:lineRule="auto"/>
               <w:jc w:val="center"/>
               <w:rPr>
-                <w:rFonts w:ascii="TH SarabunPSK" w:hAnsi="TH SarabunPSK" w:cs="TH SarabunPSK" w:hint="cs"/>
+                <w:rFonts w:ascii="TH SarabunPSK" w:hAnsi="TH SarabunPSK" w:cs="TH SarabunPSK"/>
                 <w:sz w:val="32"/>
                 <w:szCs w:val="32"/>
               </w:rPr>
@@ -2956,7 +2974,7 @@
               <w:spacing w:line="216" w:lineRule="auto"/>
               <w:jc w:val="center"/>
               <w:rPr>
-                <w:rFonts w:ascii="TH SarabunPSK" w:hAnsi="TH SarabunPSK" w:cs="TH SarabunPSK" w:hint="cs"/>
+                <w:rFonts w:ascii="TH SarabunPSK" w:hAnsi="TH SarabunPSK" w:cs="TH SarabunPSK"/>
                 <w:sz w:val="32"/>
                 <w:szCs w:val="32"/>
               </w:rPr>
@@ -2967,7 +2985,7 @@
               <w:spacing w:line="216" w:lineRule="auto"/>
               <w:jc w:val="center"/>
               <w:rPr>
-                <w:rFonts w:ascii="TH SarabunPSK" w:hAnsi="TH SarabunPSK" w:cs="TH SarabunPSK" w:hint="cs"/>
+                <w:rFonts w:ascii="TH SarabunPSK" w:hAnsi="TH SarabunPSK" w:cs="TH SarabunPSK"/>
                 <w:sz w:val="32"/>
                 <w:szCs w:val="32"/>
               </w:rPr>
@@ -2982,7 +3000,7 @@
             <w:pPr>
               <w:spacing w:line="216" w:lineRule="auto"/>
               <w:rPr>
-                <w:rFonts w:ascii="TH SarabunPSK" w:hAnsi="TH SarabunPSK" w:cs="TH SarabunPSK" w:hint="cs"/>
+                <w:rFonts w:ascii="TH SarabunPSK" w:hAnsi="TH SarabunPSK" w:cs="TH SarabunPSK"/>
                 <w:sz w:val="32"/>
                 <w:szCs w:val="32"/>
               </w:rPr>
@@ -3009,7 +3027,7 @@
             <w:pPr>
               <w:spacing w:line="216" w:lineRule="auto"/>
               <w:rPr>
-                <w:rFonts w:ascii="TH SarabunPSK" w:hAnsi="TH SarabunPSK" w:cs="TH SarabunPSK" w:hint="cs"/>
+                <w:rFonts w:ascii="TH SarabunPSK" w:hAnsi="TH SarabunPSK" w:cs="TH SarabunPSK"/>
                 <w:sz w:val="32"/>
                 <w:szCs w:val="32"/>
               </w:rPr>
@@ -3019,7 +3037,7 @@
             <w:pPr>
               <w:spacing w:line="216" w:lineRule="auto"/>
               <w:rPr>
-                <w:rFonts w:ascii="TH SarabunPSK" w:hAnsi="TH SarabunPSK" w:cs="TH SarabunPSK" w:hint="cs"/>
+                <w:rFonts w:ascii="TH SarabunPSK" w:hAnsi="TH SarabunPSK" w:cs="TH SarabunPSK"/>
                 <w:sz w:val="32"/>
                 <w:szCs w:val="32"/>
               </w:rPr>
@@ -3029,7 +3047,7 @@
             <w:pPr>
               <w:spacing w:line="216" w:lineRule="auto"/>
               <w:rPr>
-                <w:rFonts w:ascii="TH SarabunPSK" w:hAnsi="TH SarabunPSK" w:cs="TH SarabunPSK" w:hint="cs"/>
+                <w:rFonts w:ascii="TH SarabunPSK" w:hAnsi="TH SarabunPSK" w:cs="TH SarabunPSK"/>
                 <w:sz w:val="32"/>
                 <w:szCs w:val="32"/>
               </w:rPr>
@@ -3040,7 +3058,7 @@
               <w:spacing w:line="216" w:lineRule="auto"/>
               <w:jc w:val="center"/>
               <w:rPr>
-                <w:rFonts w:ascii="TH SarabunPSK" w:hAnsi="TH SarabunPSK" w:cs="TH SarabunPSK" w:hint="cs"/>
+                <w:rFonts w:ascii="TH SarabunPSK" w:hAnsi="TH SarabunPSK" w:cs="TH SarabunPSK"/>
                 <w:sz w:val="32"/>
                 <w:szCs w:val="32"/>
               </w:rPr>
@@ -3050,7 +3068,7 @@
             <w:pPr>
               <w:spacing w:line="216" w:lineRule="auto"/>
               <w:rPr>
-                <w:rFonts w:ascii="TH SarabunPSK" w:hAnsi="TH SarabunPSK" w:cs="TH SarabunPSK" w:hint="cs"/>
+                <w:rFonts w:ascii="TH SarabunPSK" w:hAnsi="TH SarabunPSK" w:cs="TH SarabunPSK"/>
                 <w:sz w:val="32"/>
                 <w:szCs w:val="32"/>
               </w:rPr>
@@ -3063,7 +3081,7 @@
       <w:pPr>
         <w:spacing w:line="216" w:lineRule="auto"/>
         <w:rPr>
-          <w:rFonts w:ascii="TH SarabunPSK" w:hAnsi="TH SarabunPSK" w:cs="TH SarabunPSK" w:hint="cs"/>
+          <w:rFonts w:ascii="TH SarabunPSK" w:hAnsi="TH SarabunPSK" w:cs="TH SarabunPSK"/>
           <w:sz w:val="32"/>
           <w:szCs w:val="32"/>
         </w:rPr>
@@ -4028,7 +4046,7 @@
 </file>
 
 <file path=customXml/itemProps1.xml><?xml version="1.0" encoding="utf-8"?>
-<ds:datastoreItem xmlns:ds="http://schemas.openxmlformats.org/officeDocument/2006/customXml" ds:itemID="{78D8510E-7B67-6541-B929-86732094160A}">
+<ds:datastoreItem xmlns:ds="http://schemas.openxmlformats.org/officeDocument/2006/customXml" ds:itemID="{E2817245-9BE2-E744-B6C0-4B2E63973EE4}">
   <ds:schemaRefs>
     <ds:schemaRef ds:uri="http://schemas.openxmlformats.org/officeDocument/2006/bibliography"/>
   </ds:schemaRefs>

--- a/web/msword/leave/LT1-ใบลากิจ.docx
+++ b/web/msword/leave/LT1-ใบลากิจ.docx
@@ -994,8 +994,6 @@
         </w:rPr>
         <w:t>s</w:t>
       </w:r>
-      <w:bookmarkStart w:id="0" w:name="_GoBack"/>
-      <w:bookmarkEnd w:id="0"/>
       <w:r>
         <w:rPr>
           <w:rFonts w:ascii="TH SarabunPSK" w:hAnsi="TH SarabunPSK" w:cs="TH SarabunPSK" w:hint="cs"/>
@@ -1408,7 +1406,7 @@
             <w:tblGrid>
               <w:gridCol w:w="1255"/>
               <w:gridCol w:w="1260"/>
-              <w:gridCol w:w="1260"/>
+              <w:gridCol w:w="1449"/>
             </w:tblGrid>
             <w:tr>
               <w:tc>
@@ -1503,7 +1501,7 @@
               </w:tc>
               <w:tc>
                 <w:tcPr>
-                  <w:tcW w:w="1260" w:type="dxa"/>
+                  <w:tcW w:w="1449" w:type="dxa"/>
                 </w:tcPr>
                 <w:p>
                   <w:pPr>
@@ -1624,7 +1622,7 @@
               </w:tc>
               <w:tc>
                 <w:tcPr>
-                  <w:tcW w:w="1260" w:type="dxa"/>
+                  <w:tcW w:w="1449" w:type="dxa"/>
                 </w:tcPr>
                 <w:p>
                   <w:pPr>
@@ -1642,7 +1640,25 @@
                       <w:b/>
                       <w:bCs/>
                     </w:rPr>
-                    <w:t>${total}</w:t>
+                    <w:t>${total</w:t>
+                  </w:r>
+                  <w:r>
+                    <w:rPr>
+                      <w:rFonts w:ascii="TH SarabunPSK" w:hAnsi="TH SarabunPSK" w:cs="TH SarabunPSK"/>
+                      <w:b/>
+                      <w:bCs/>
+                    </w:rPr>
+                    <w:t>_days</w:t>
+                  </w:r>
+                  <w:bookmarkStart w:id="0" w:name="_GoBack"/>
+                  <w:bookmarkEnd w:id="0"/>
+                  <w:r>
+                    <w:rPr>
+                      <w:rFonts w:ascii="TH SarabunPSK" w:hAnsi="TH SarabunPSK" w:cs="TH SarabunPSK" w:hint="cs"/>
+                      <w:b/>
+                      <w:bCs/>
+                    </w:rPr>
+                    <w:t>}</w:t>
                   </w:r>
                 </w:p>
               </w:tc>
@@ -4046,7 +4062,7 @@
 </file>
 
 <file path=customXml/itemProps1.xml><?xml version="1.0" encoding="utf-8"?>
-<ds:datastoreItem xmlns:ds="http://schemas.openxmlformats.org/officeDocument/2006/customXml" ds:itemID="{E2817245-9BE2-E744-B6C0-4B2E63973EE4}">
+<ds:datastoreItem xmlns:ds="http://schemas.openxmlformats.org/officeDocument/2006/customXml" ds:itemID="{FA91044B-0BF6-844F-AFCC-85F4540F6C7F}">
   <ds:schemaRefs>
     <ds:schemaRef ds:uri="http://schemas.openxmlformats.org/officeDocument/2006/bibliography"/>
   </ds:schemaRefs>
